--- a/downloads/documents/05 Materials/Unit 02/Slides/Slides 02.06 - Time and Energy as Resources.docx
+++ b/downloads/documents/05 Materials/Unit 02/Slides/Slides 02.06 - Time and Energy as Resources.docx
@@ -273,7 +273,7 @@
         <w:t xml:space="preserve"> </w:t>
       </w:r>
       <w:r>
-        <w:t xml:space="preserve">Notes: Grade 6 uses six categories: 1, 2, 3, 4, 5, 10. Students copy the list onto Part 1.</w:t>
+        <w:t xml:space="preserve">Notes: Grade 6 uses six categories: 1, 2, 3, 4, 5, 10. The list is printed in the Part 1 table on the handout.</w:t>
       </w:r>
     </w:p>
     <w:p>
@@ -489,7 +489,7 @@
         <w:pStyle w:val="Compact"/>
       </w:pPr>
       <w:r>
-        <w:t xml:space="preserve">One finger to four fingers: 1. Homework due tomorrow. 2. Free throws for a March tryout. 3. A group chat blowing up. 4. Scrolling for an hour. 5. Studying Monday for a Friday test. 6. A friend needs a ride right now. 7. Saving $5 this week for the bike. 8. Reorganizing your apps</w:t>
+        <w:t xml:space="preserve">One finger to four fingers: 1. Homework due tomorrow. 2. Free throws for a March tryout. 3. A group chat filling up with new messages. 4. Scrolling for an hour. 5. Studying Monday for a Friday test. 6. A friend needs a ride right now. 7. Saving $5 this week for the bike. 8. Reorganizing your apps</w:t>
       </w:r>
       <w:r>
         <w:t xml:space="preserve"> </w:t>
@@ -623,7 +623,7 @@
         <w:pStyle w:val="Compact"/>
       </w:pPr>
       <w:r>
-        <w:t xml:space="preserve">The second lap: tired people spend more time on screens and less on the goal</w:t>
+        <w:t xml:space="preserve">The second problem: tired people spend more time on screens and less on the goal</w:t>
       </w:r>
     </w:p>
     <w:p>
